--- a/por/docx/46.content.docx
+++ b/por/docx/46.content.docx
@@ -11,6 +11,15 @@
         <w:pStyle w:val="Heading2"/>
       </w:pPr>
       <w:r>
+        <w:t>Resource: Notas de Estudo (Tyndale)</w:t>
+      </w:r>
+      <w:r/>
+    </w:p>
+    <w:p>
+      <w:pPr>
+        <w:pStyle w:val="Heading2"/>
+      </w:pPr>
+      <w:r>
         <w:t>License Information</w:t>
       </w:r>
       <w:r/>
@@ -21,7 +30,7 @@
         <w:rPr>
           <w:b/>
         </w:rPr>
-        <w:t>Study Notes (Tyndale)</w:t>
+        <w:t>Notas de Estudo (Tyndale)</w:t>
       </w:r>
       <w:r>
         <w:t xml:space="preserve"> (Portuguese) is based on</w:t>
@@ -74,7 +83,7 @@
         <w:pStyle w:val="Heading1"/>
       </w:pPr>
       <w:r>
-        <w:t>Study Notes (Tyndale)</w:t>
+        <w:t>Notas de Estudo (Tyndale)</w:t>
       </w:r>
     </w:p>
     <w:p>
@@ -83,6 +92,51 @@
           <w:headerReference w:type="even" r:id="rId8"/>
           <w:headerReference w:type="default" r:id="rId9"/>
           <w:footerReference w:type="default" r:id="rId10"/>
+          <w:footnotePr>
+            <w:numRestart w:val="eachSect"/>
+          </w:footnotePr>
+          <w:type w:val="continuous"/>
+          <w:pgSz w:w="12240" w:h="15840" w:code="1"/>
+          <w:pgMar w:top="1440" w:right="1440" w:bottom="1440" w:left="1440" w:header="504" w:footer="504" w:gutter="0"/>
+          <w:cols w:space="708"/>
+          <w:titlePg/>
+          <w:docGrid w:linePitch="360"/>
+        </w:sectPr>
+      </w:pPr>
+    </w:p>
+    <w:p>
+      <w:r/>
+    </w:p>
+    <w:p>
+      <w:pPr>
+        <w:pStyle w:val="Heading2"/>
+      </w:pPr>
+      <w:r>
+        <w:t>1CO</w:t>
+      </w:r>
+      <w:r/>
+    </w:p>
+    <w:p>
+      <w:r/>
+      <w:r>
+        <w:rPr>
+          <w:i/>
+        </w:rPr>
+        <w:t>1 Coríntios 1.1, 1 Coríntios 1.1–3, 1 Coríntios 1.2, 1 Coríntios 1.3, 1 Coríntios 1.4, 1 Coríntios 1.4–9, 1 Coríntios 1.5, 1 Coríntios 1.7, 1 Coríntios 1.8, 1 Coríntios 1.9, 1 Coríntios 1.10, 1 Coríntios 1.10–17, 1 Coríntios 1.10–15.58, 1 Coríntios 1.11, 1 Coríntios 1.12, 1 Coríntios 1.13, 1 Coríntios 1.14, 1 Coríntios 1.16, 1 Coríntios 1.17, 1 Coríntios 1.18, 1 Coríntios 1.18–31, 1 Coríntios 1.19, 1 Coríntios 1.20, 1 Coríntios 1.21, 1 Coríntios 1.22, 1 Coríntios 1.22–24, 1 Coríntios 1.23, 1 Coríntios 1.25, 1 Coríntios 1.26, 1 Coríntios 1.27–29, 1 Coríntios 1.30, 1 Coríntios 1.31, 1 Coríntios 2.1, 1 Coríntios 2.1–5, 1 Coríntios 2.3–4, 1 Coríntios 2.6, 1 Coríntios 2.6–16, 1 Coríntios 2.7, 1 Coríntios 2.8, 1 Coríntios 2.9, 1 Coríntios 2.10–12, 1 Coríntios 2.13, 1 Coríntios 2.14, 1 Coríntios 2.15, 1 Coríntios 2.16, 1 Coríntios 3.1, 1 Coríntios 3.1–4, 1 Coríntios 3.1–4.7, 1 Coríntios 3.2, 1 Coríntios 3.3, 1 Coríntios 3.4, 1 Coríntios 3.5–9, 1 Coríntios 3.6, 1 Coríntios 3.10, 1 Coríntios 3.10–17, 1 Coríntios 3.11, 1 Coríntios 3.12–15, 1 Coríntios 3.16–17, 1 Coríntios 3.18–20, 1 Coríntios 3.21–23, 1 Coríntios 3.23, 1 Coríntios 4.1, 1 Coríntios 4.1–5, 1 Coríntios 4.3–4, 1 Coríntios 4.5, 1 Coríntios 4.6–21, 1 Coríntios 4.7, 1 Coríntios 4.8–13, 1 Coríntios 4.9, 1 Coríntios 4.11–13, 1 Coríntios 4.12, 1 Coríntios 4.14–16, 1 Coríntios 4.14–21, 1 Coríntios 4.17, 1 Coríntios 4.18–20, 1 Coríntios 5.1, 1 Coríntios 5.1–8, 1 Coríntios 5.2, 1 Coríntios 5.3, 1 Coríntios 5.5, 1 Coríntios 5.6–7, 1 Coríntios 5.7–8, 1 Coríntios 5.9, 1 Coríntios 5.9–13, 1 Coríntios 5.10, 1 Coríntios 5.11, 1 Coríntios 5.12–13, 1 Coríntios 6.1–11, 1 Coríntios 6.2–3, 1 Coríntios 6.4–6, 1 Coríntios 6.7, 1 Coríntios 6.8, 1 Coríntios 6.9, 1 Coríntios 6.9–11, 1 Coríntios 6.10, 1 Coríntios 6.11, 1 Coríntios 6.12, 1 Coríntios 6.12–20, 1 Coríntios 6.13–14, 1 Coríntios 6.15–17, 1 Coríntios 6.18–20, 1 Coríntios 7.1, 1 Coríntios 7.1–40, 1 Coríntios 7.1–16.4, 1 Coríntios 7.2, 1 Coríntios 7.3–4, 1 Coríntios 7.6–7, 1 Coríntios 7.8–9, 1 Coríntios 7.10–11, 1 Coríntios 7.12–13, 1 Coríntios 7.14, 1 Coríntios 7.15, 1 Coríntios 7.16, 1 Coríntios 7.17, 1 Coríntios 7.17–24, 1 Coríntios 7.18–19, 1 Coríntios 7.21–23, 1 Coríntios 7.25–35, 1 Coríntios 7.36–38, 1 Coríntios 7.39, 1 Coríntios 8.1, 1 Coríntios 8.1–11.1, 1 Coríntios 8.2–3, 1 Coríntios 8.4–6, 1 Coríntios 8.7, 1 Coríntios 8.8, 1 Coríntios 8.9–10, 1 Coríntios 8.11, 1 Coríntios 8.12, 1 Coríntios 8.13, 1 Coríntios 9.1–2, 1 Coríntios 9.1–27, 1 Coríntios 9.3, 1 Coríntios 9.4, 1 Coríntios 9.5, 1 Coríntios 9.7–10, 1 Coríntios 9.12, 1 Coríntios 9.13, 1 Coríntios 9.14, 1 Coríntios 9.15, 1 Coríntios 9.16, 1 Coríntios 9.18, 1 Coríntios 9.19–23, 1 Coríntios 9.24–27, 1 Coríntios 9.26, 1 Coríntios 9.27, 1 Coríntios 10.1–11, 1 Coríntios 10.1–22, 1 Coríntios 10.2, 1 Coríntios 10.3–4, 1 Coríntios 10.6, 1 Coríntios 10.7, 1 Coríntios 10.8, 1 Coríntios 10.9, 1 Coríntios 10.10, 1 Coríntios 10.12–13, 1 Coríntios 10.14–22, 1 Coríntios 10.16–18, 1 Coríntios 10.19–20, 1 Coríntios 10.21, 1 Coríntios 10.22, 1 Coríntios 10.23–24, 1 Coríntios 10.23–11.1, 1 Coríntios 10.27–29, 1 Coríntios 10.29–30, 1 Coríntios 10.31–33, 1 Coríntios 11.1, 1 Coríntios 11.2, 1 Coríntios 11.3, 1 Coríntios 11.3–16, 1 Coríntios 11.4–6, 1 Coríntios 11.7, 1 Coríntios 11.10, 1 Coríntios 11.11–12, 1 Coríntios 11.13, 1 Coríntios 11.14, 1 Coríntios 11.15, 1 Coríntios 11.16, 1 Coríntios 11.17, 1 Coríntios 11.17–34, 1 Coríntios 11.18, 1 Coríntios 11.19, 1 Coríntios 11.20–22, 1 Coríntios 11.23, 1 Coríntios 11.24, 1 Coríntios 11.25, 1 Coríntios 11.26, 1 Coríntios 11.27, 1 Coríntios 11.28, 1 Coríntios 11.29–30, 1 Coríntios 11.31, 1 Coríntios 11.32, 1 Coríntios 11.34, 1 Coríntios 12.1–3, 1 Coríntios 12.1–14.40, 1 Coríntios 12.2, 1 Coríntios 12.3, 1 Coríntios 12.4–11, 1 Coríntios 12.6, 1 Coríntios 12.7, 1 Coríntios 12.8, 1 Coríntios 12.8–10, 1 Coríntios 12.9, 1 Coríntios 12.10, 1 Coríntios 12.11, 1 Coríntios 12.12–31, 1 Coríntios 12.13, 1 Coríntios 12.14–21, 1 Coríntios 12.22–26, 1 Coríntios 12.25–26, 1 Coríntios 12.28, 1 Coríntios 12.28–31, 1 Coríntios 12.29–30, 1 Coríntios 12.31, 1 Coríntios 13.1, 1 Coríntios 13.1–3, 1 Coríntios 13.1–13, 1 Coríntios 13.2, 1 Coríntios 13.3, 1 Coríntios 13.4–7, 1 Coríntios 13.5, 1 Coríntios 13.8, 1 Coríntios 13.8–13, 1 Coríntios 13.9, 1 Coríntios 13.12, 1 Coríntios 13.13, 1 Coríntios 14.1, 1 Coríntios 14.1–25, 1 Coríntios 14.2–4, 1 Coríntios 14.4, 1 Coríntios 14.7–12, 1 Coríntios 14.12, 1 Coríntios 14.13, 1 Coríntios 14.14, 1 Coríntios 14.15–17, 1 Coríntios 14.18–19, 1 Coríntios 14.20, 1 Coríntios 14.21–25, 1 Coríntios 14.25, 1 Coríntios 14.26, 1 Coríntios 14.26–40, 1 Coríntios 14.27–28, 1 Coríntios 14.29–32, 1 Coríntios 14.34–35, 1 Coríntios 14.36–37, 1 Coríntios 14.39–40, 1 Coríntios 15.1, 1 Coríntios 15.1–11, 1 Coríntios 15.1–58, 1 Coríntios 15.2, 1 Coríntios 15.3, 1 Coríntios 15.4, 1 Coríntios 15.5, 1 Coríntios 15.6, 1 Coríntios 15.7, 1 Coríntios 15.8–9, 1 Coríntios 15.10, 1 Coríntios 15.11, 1 Coríntios 15.12, 1 Coríntios 15.12–20, 1 Coríntios 15.12–34, 1 Coríntios 15.14–18, 1 Coríntios 15.19, 1 Coríntios 15.20, 1 Coríntios 15.21–23, 1 Coríntios 15.24, 1 Coríntios 15.24–28, 1 Coríntios 15.25, 1 Coríntios 15.27, 1 Coríntios 15.29, 1 Coríntios 15.30–32, 1 Coríntios 15.32, 1 Coríntios 15.33, 1 Coríntios 15.34, 1 Coríntios 15.35–58, 1 Coríntios 15.36, 1 Coríntios 15.37–39, 1 Coríntios 15.40–41, 1 Coríntios 15.42–44, 1 Coríntios 15.45–46, 1 Coríntios 15.45–49, 1 Coríntios 15.47, 1 Coríntios 15.48, 1 Coríntios 15.49, 1 Coríntios 15.50, 1 Coríntios 15.51, 1 Coríntios 15.52, 1 Coríntios 15.54, 1 Coríntios 15.55, 1 Coríntios 15.57, 1 Coríntios 15.58, 1 Coríntios 16.1, 1 Coríntios 16.1–4, 1 Coríntios 16.2, 1 Coríntios 16.4, 1 Coríntios 16.5, 1 Coríntios 16.6–7, 1 Coríntios 16.8, 1 Coríntios 16.10, 1 Coríntios 16.11–12, 1 Coríntios 16.17, 1 Coríntios 16.19, 1 Coríntios 16.19–24, 1 Coríntios 16.20, 1 Coríntios 16.21, 1 Coríntios 16.22, 1 Coríntios 16.23–24</w:t>
+      </w:r>
+      <w:r/>
+    </w:p>
+    <w:p>
+      <w:r/>
+      <w:r>
+        <w:t xml:space="preserve"> </w:t>
+      </w:r>
+      <w:r/>
+      <w:r/>
+    </w:p>
+    <w:p>
+      <w:pPr>
+        <w:sectPr>
           <w:footnotePr>
             <w:numRestart w:val="eachSect"/>
           </w:footnotePr>

--- a/por/docx/46.content.docx
+++ b/por/docx/46.content.docx
@@ -163,13 +163,6 @@
         <w:rPr>
           <w:lang w:val="pt_PT" w:bidi="pt_PT"/>
         </w:rPr>
-      </w:r>
-      <w:r>
-        <w:rPr>
-          <w:i/>
-          <w:lang w:val="pt_PT" w:bidi="pt_PT"/>
-        </w:rPr>
-        <w:t>1 Coríntios 1.1, 1 Coríntios 1.1–3, 1 Coríntios 1.2, 1 Coríntios 1.3, 1 Coríntios 1.4, 1 Coríntios 1.4–9, 1 Coríntios 1.5, 1 Coríntios 1.7, 1 Coríntios 1.8, 1 Coríntios 1.9, 1 Coríntios 1.10, 1 Coríntios 1.10–17, 1 Coríntios 1.10–15.58, 1 Coríntios 1.11, 1 Coríntios 1.12, 1 Coríntios 1.13, 1 Coríntios 1.14, 1 Coríntios 1.16, 1 Coríntios 1.17, 1 Coríntios 1.18, 1 Coríntios 1.18–31, 1 Coríntios 1.19, 1 Coríntios 1.20, 1 Coríntios 1.21, 1 Coríntios 1.22, 1 Coríntios 1.22–24, 1 Coríntios 1.23, 1 Coríntios 1.25, 1 Coríntios 1.26, 1 Coríntios 1.27–29, 1 Coríntios 1.30, 1 Coríntios 1.31, 1 Coríntios 2.1, 1 Coríntios 2.1–5, 1 Coríntios 2.3–4, 1 Coríntios 2.6, 1 Coríntios 2.6–16, 1 Coríntios 2.7, 1 Coríntios 2.8, 1 Coríntios 2.9, 1 Coríntios 2.10–12, 1 Coríntios 2.13, 1 Coríntios 2.14, 1 Coríntios 2.15, 1 Coríntios 2.16, 1 Coríntios 3.1, 1 Coríntios 3.1–4, 1 Coríntios 3.1–4.7, 1 Coríntios 3.2, 1 Coríntios 3.3, 1 Coríntios 3.4, 1 Coríntios 3.5–9, 1 Coríntios 3.6, 1 Coríntios 3.10, 1 Coríntios 3.10–17, 1 Coríntios 3.11, 1 Coríntios 3.12–15, 1 Coríntios 3.16–17, 1 Coríntios 3.18–20, 1 Coríntios 3.21–23, 1 Coríntios 3.23, 1 Coríntios 4.1, 1 Coríntios 4.1–5, 1 Coríntios 4.3–4, 1 Coríntios 4.5, 1 Coríntios 4.6–21, 1 Coríntios 4.7, 1 Coríntios 4.8–13, 1 Coríntios 4.9, 1 Coríntios 4.11–13, 1 Coríntios 4.12, 1 Coríntios 4.14–16, 1 Coríntios 4.14–21, 1 Coríntios 4.17, 1 Coríntios 4.18–20, 1 Coríntios 5.1, 1 Coríntios 5.1–8, 1 Coríntios 5.2, 1 Coríntios 5.3, 1 Coríntios 5.5, 1 Coríntios 5.6–7, 1 Coríntios 5.7–8, 1 Coríntios 5.9, 1 Coríntios 5.9–13, 1 Coríntios 5.10, 1 Coríntios 5.11, 1 Coríntios 5.12–13, 1 Coríntios 6.1–11, 1 Coríntios 6.2–3, 1 Coríntios 6.4–6, 1 Coríntios 6.7, 1 Coríntios 6.8, 1 Coríntios 6.9, 1 Coríntios 6.9–11, 1 Coríntios 6.10, 1 Coríntios 6.11, 1 Coríntios 6.12, 1 Coríntios 6.12–20, 1 Coríntios 6.13–14, 1 Coríntios 6.15–17, 1 Coríntios 6.18–20, 1 Coríntios 7.1, 1 Coríntios 7.1–40, 1 Coríntios 7.1–16.4, 1 Coríntios 7.2, 1 Coríntios 7.3–4, 1 Coríntios 7.6–7, 1 Coríntios 7.8–9, 1 Coríntios 7.10–11, 1 Coríntios 7.12–13, 1 Coríntios 7.14, 1 Coríntios 7.15, 1 Coríntios 7.16, 1 Coríntios 7.17, 1 Coríntios 7.17–24, 1 Coríntios 7.18–19, 1 Coríntios 7.21–23, 1 Coríntios 7.25–35, 1 Coríntios 7.36–38, 1 Coríntios 7.39, 1 Coríntios 8.1, 1 Coríntios 8.1–11.1, 1 Coríntios 8.2–3, 1 Coríntios 8.4–6, 1 Coríntios 8.7, 1 Coríntios 8.8, 1 Coríntios 8.9–10, 1 Coríntios 8.11, 1 Coríntios 8.12, 1 Coríntios 8.13, 1 Coríntios 9.1–2, 1 Coríntios 9.1–27, 1 Coríntios 9.3, 1 Coríntios 9.4, 1 Coríntios 9.5, 1 Coríntios 9.7–10, 1 Coríntios 9.12, 1 Coríntios 9.13, 1 Coríntios 9.14, 1 Coríntios 9.15, 1 Coríntios 9.16, 1 Coríntios 9.18, 1 Coríntios 9.19–23, 1 Coríntios 9.24–27, 1 Coríntios 9.26, 1 Coríntios 9.27, 1 Coríntios 10.1–11, 1 Coríntios 10.1–22, 1 Coríntios 10.2, 1 Coríntios 10.3–4, 1 Coríntios 10.6, 1 Coríntios 10.7, 1 Coríntios 10.8, 1 Coríntios 10.9, 1 Coríntios 10.10, 1 Coríntios 10.12–13, 1 Coríntios 10.14–22, 1 Coríntios 10.16–18, 1 Coríntios 10.19–20, 1 Coríntios 10.21, 1 Coríntios 10.22, 1 Coríntios 10.23–24, 1 Coríntios 10.23–11.1, 1 Coríntios 10.27–29, 1 Coríntios 10.29–30, 1 Coríntios 10.31–33, 1 Coríntios 11.1, 1 Coríntios 11.2, 1 Coríntios 11.3, 1 Coríntios 11.3–16, 1 Coríntios 11.4–6, 1 Coríntios 11.7, 1 Coríntios 11.10, 1 Coríntios 11.11–12, 1 Coríntios 11.13, 1 Coríntios 11.14, 1 Coríntios 11.15, 1 Coríntios 11.16, 1 Coríntios 11.17, 1 Coríntios 11.17–34, 1 Coríntios 11.18, 1 Coríntios 11.19, 1 Coríntios 11.20–22, 1 Coríntios 11.23, 1 Coríntios 11.24, 1 Coríntios 11.25, 1 Coríntios 11.26, 1 Coríntios 11.27, 1 Coríntios 11.28, 1 Coríntios 11.29–30, 1 Coríntios 11.31, 1 Coríntios 11.32, 1 Coríntios 11.34, 1 Coríntios 12.1–3, 1 Coríntios 12.1–14.40, 1 Coríntios 12.2, 1 Coríntios 12.3, 1 Coríntios 12.4–11, 1 Coríntios 12.6, 1 Coríntios 12.7, 1 Coríntios 12.8, 1 Coríntios 12.8–10, 1 Coríntios 12.9, 1 Coríntios 12.10, 1 Coríntios 12.11, 1 Coríntios 12.12–31, 1 Coríntios 12.13, 1 Coríntios 12.14–21, 1 Coríntios 12.22–26, 1 Coríntios 12.25–26, 1 Coríntios 12.28, 1 Coríntios 12.28–31, 1 Coríntios 12.29–30, 1 Coríntios 12.31, 1 Coríntios 13.1, 1 Coríntios 13.1–3, 1 Coríntios 13.1–13, 1 Coríntios 13.2, 1 Coríntios 13.3, 1 Coríntios 13.4–7, 1 Coríntios 13.5, 1 Coríntios 13.8, 1 Coríntios 13.8–13, 1 Coríntios 13.9, 1 Coríntios 13.12, 1 Coríntios 13.13, 1 Coríntios 14.1, 1 Coríntios 14.1–25, 1 Coríntios 14.2–4, 1 Coríntios 14.4, 1 Coríntios 14.7–12, 1 Coríntios 14.12, 1 Coríntios 14.13, 1 Coríntios 14.14, 1 Coríntios 14.15–17, 1 Coríntios 14.18–19, 1 Coríntios 14.20, 1 Coríntios 14.21–25, 1 Coríntios 14.25, 1 Coríntios 14.26, 1 Coríntios 14.26–40, 1 Coríntios 14.27–28, 1 Coríntios 14.29–32, 1 Coríntios 14.34–35, 1 Coríntios 14.36–37, 1 Coríntios 14.39–40, 1 Coríntios 15.1, 1 Coríntios 15.1–11, 1 Coríntios 15.1–58, 1 Coríntios 15.2, 1 Coríntios 15.3, 1 Coríntios 15.4, 1 Coríntios 15.5, 1 Coríntios 15.6, 1 Coríntios 15.7, 1 Coríntios 15.8–9, 1 Coríntios 15.10, 1 Coríntios 15.11, 1 Coríntios 15.12, 1 Coríntios 15.12–20, 1 Coríntios 15.12–34, 1 Coríntios 15.14–18, 1 Coríntios 15.19, 1 Coríntios 15.20, 1 Coríntios 15.21–23, 1 Coríntios 15.24, 1 Coríntios 15.24–28, 1 Coríntios 15.25, 1 Coríntios 15.27, 1 Coríntios 15.29, 1 Coríntios 15.30–32, 1 Coríntios 15.32, 1 Coríntios 15.33, 1 Coríntios 15.34, 1 Coríntios 15.35–58, 1 Coríntios 15.36, 1 Coríntios 15.37–39, 1 Coríntios 15.40–41, 1 Coríntios 15.42–44, 1 Coríntios 15.45–46, 1 Coríntios 15.45–49, 1 Coríntios 15.47, 1 Coríntios 15.48, 1 Coríntios 15.49, 1 Coríntios 15.50, 1 Coríntios 15.51, 1 Coríntios 15.52, 1 Coríntios 15.54, 1 Coríntios 15.55, 1 Coríntios 15.57, 1 Coríntios 15.58, 1 Coríntios 16.1, 1 Coríntios 16.1–4, 1 Coríntios 16.2, 1 Coríntios 16.4, 1 Coríntios 16.5, 1 Coríntios 16.6–7, 1 Coríntios 16.8, 1 Coríntios 16.10, 1 Coríntios 16.11–12, 1 Coríntios 16.17, 1 Coríntios 16.19, 1 Coríntios 16.19–24, 1 Coríntios 16.20, 1 Coríntios 16.21, 1 Coríntios 16.22, 1 Coríntios 16.23–24</w:t>
       </w:r>
       <w:r>
         <w:rPr>

--- a/por/docx/46.content.docx
+++ b/por/docx/46.content.docx
@@ -150,19 +150,6 @@
           <w:lang w:val="pt_PT" w:bidi="pt_PT"/>
         </w:rPr>
         <w:t>1CO</w:t>
-      </w:r>
-      <w:r>
-        <w:rPr>
-          <w:lang w:val="pt_PT" w:bidi="pt_PT"/>
-        </w:rPr>
-      </w:r>
-    </w:p>
-    <w:p>
-      <w:pPr/>
-      <w:r>
-        <w:rPr>
-          <w:lang w:val="pt_PT" w:bidi="pt_PT"/>
-        </w:rPr>
       </w:r>
       <w:r>
         <w:rPr>

--- a/por/docx/46.content.docx
+++ b/por/docx/46.content.docx
@@ -19,7 +19,7 @@
         <w:rPr>
           <w:lang w:val="pt_PT" w:bidi="pt_PT"/>
         </w:rPr>
-        <w:t>Resource: Notas de Estudo (Tyndale)</w:t>
+        <w:t>Resource: Tyndale Open Study Notes</w:t>
       </w:r>
       <w:r>
         <w:rPr>
@@ -112,7 +112,7 @@
         <w:rPr>
           <w:lang w:val="pt_PT" w:bidi="pt_PT"/>
         </w:rPr>
-        <w:t>Notas de Estudo (Tyndale)</w:t>
+        <w:t>Tyndale Open Study Notes</w:t>
       </w:r>
     </w:p>
     <w:p>

--- a/por/docx/46.content.docx
+++ b/por/docx/46.content.docx
@@ -19,7 +19,7 @@
         <w:rPr>
           <w:lang w:val="pt_PT" w:bidi="pt_PT"/>
         </w:rPr>
-        <w:t>Resource: Tyndale Open Study Notes</w:t>
+        <w:t>Resource: Aquifer Open Study Notes</w:t>
       </w:r>
       <w:r>
         <w:rPr>
@@ -112,7 +112,7 @@
         <w:rPr>
           <w:lang w:val="pt_PT" w:bidi="pt_PT"/>
         </w:rPr>
-        <w:t>Tyndale Open Study Notes</w:t>
+        <w:t>Aquifer Open Study Notes</w:t>
       </w:r>
     </w:p>
     <w:p>
